--- a/ADG/07장/7장_실습문제_정답.docx
+++ b/ADG/07장/7장_실습문제_정답.docx
@@ -34,7 +34,7 @@
           <w:b/>
           <w:sz w:val="21"/>
         </w:rPr>
-        <w:t>[하-01] 정답: ① RFS</w:t>
+        <w:t>[하-01] 정답: ② RFS</w:t>
       </w:r>
     </w:p>
     <w:p>
@@ -53,7 +53,7 @@
           <w:b/>
           <w:sz w:val="21"/>
         </w:rPr>
-        <w:t>[하-02] 정답: ① MRP0</w:t>
+        <w:t>[하-02] 정답: ③ MRP0</w:t>
       </w:r>
     </w:p>
     <w:p>
@@ -72,7 +72,7 @@
           <w:b/>
           <w:sz w:val="21"/>
         </w:rPr>
-        <w:t>[하-03] 정답: ① 1개</w:t>
+        <w:t>[하-03] 정답: ④ 1개</w:t>
       </w:r>
     </w:p>
     <w:p>
@@ -110,7 +110,7 @@
           <w:b/>
           <w:sz w:val="21"/>
         </w:rPr>
-        <w:t>[하-05] 정답: ① 적용할 리두가 없어 기다리는 중</w:t>
+        <w:t>[하-05] 정답: ④ 적용할 리두가 없어 기다리는 중</w:t>
       </w:r>
     </w:p>
     <w:p>
@@ -167,7 +167,7 @@
           <w:b/>
           <w:sz w:val="21"/>
         </w:rPr>
-        <w:t>[하-08] 정답: ① ORA-16136</w:t>
+        <w:t>[하-08] 정답: ④ ORA-16136</w:t>
       </w:r>
     </w:p>
     <w:p>
@@ -186,7 +186,7 @@
           <w:b/>
           <w:sz w:val="21"/>
         </w:rPr>
-        <w:t>[하-09] 정답: ① ORA-01153</w:t>
+        <w:t>[하-09] 정답: ② ORA-01153</w:t>
       </w:r>
     </w:p>
     <w:p>
@@ -205,7 +205,7 @@
           <w:b/>
           <w:sz w:val="21"/>
         </w:rPr>
-        <w:t>[하-10] 정답: ① READ ONLY WITH APPLY</w:t>
+        <w:t>[하-10] 정답: ③ READ ONLY WITH APPLY</w:t>
       </w:r>
     </w:p>
     <w:p>
@@ -224,7 +224,7 @@
           <w:b/>
           <w:sz w:val="21"/>
         </w:rPr>
-        <w:t>[하-11] 정답: ① READ ONLY</w:t>
+        <w:t>[하-11] 정답: ② READ ONLY</w:t>
       </w:r>
     </w:p>
     <w:p>
@@ -243,7 +243,7 @@
           <w:b/>
           <w:sz w:val="21"/>
         </w:rPr>
-        <w:t>[하-12] 정답: ① MANAGED REAL TIME APPLY</w:t>
+        <w:t>[하-12] 정답: ④ MANAGED REAL TIME APPLY</w:t>
       </w:r>
     </w:p>
     <w:p>
@@ -262,7 +262,7 @@
           <w:b/>
           <w:sz w:val="21"/>
         </w:rPr>
-        <w:t>[하-13] 정답: ① 4행</w:t>
+        <w:t>[하-13] 정답: ③ 4행</w:t>
       </w:r>
     </w:p>
     <w:p>
@@ -281,7 +281,7 @@
           <w:b/>
           <w:sz w:val="21"/>
         </w:rPr>
-        <w:t>[하-14] 정답: ① Primary가 만든 리두 중 아직 오지 않은 분량의 시간</w:t>
+        <w:t>[하-14] 정답: ③ Primary가 만든 리두 중 아직 오지 않은 분량의 시간</w:t>
       </w:r>
     </w:p>
     <w:p>
@@ -290,7 +290,7 @@
           <w:rFonts w:ascii="맑은 고딕" w:hAnsi="맑은 고딕" w:eastAsia="맑은 고딕"/>
           <w:sz w:val="21"/>
         </w:rPr>
-        <w:t>해설: ②는 apply lag, ③은 apply finish time, ④는 estimated startup time의 뜻이다.</w:t>
+        <w:t>해설: ①은 apply finish time, ②는 apply lag, ④는 estimated startup time의 뜻이다.</w:t>
       </w:r>
     </w:p>
     <w:p>
@@ -300,7 +300,7 @@
           <w:b/>
           <w:sz w:val="21"/>
         </w:rPr>
-        <w:t>[하-15] 정답: ① V$ARCHIVE_GAP</w:t>
+        <w:t>[하-15] 정답: ② V$ARCHIVE_GAP</w:t>
       </w:r>
     </w:p>
     <w:p>
@@ -319,7 +319,7 @@
           <w:b/>
           <w:sz w:val="21"/>
         </w:rPr>
-        <w:t>[하-16] 정답: ① FAL_SERVER</w:t>
+        <w:t>[하-16] 정답: ③ FAL_SERVER</w:t>
       </w:r>
     </w:p>
     <w:p>
@@ -338,7 +338,7 @@
           <w:b/>
           <w:sz w:val="21"/>
         </w:rPr>
-        <w:t>[하-17] 정답: ① Fetch Archive Log</w:t>
+        <w:t>[하-17] 정답: ② Fetch Archive Log</w:t>
       </w:r>
     </w:p>
     <w:p>
@@ -357,7 +357,7 @@
           <w:b/>
           <w:sz w:val="21"/>
         </w:rPr>
-        <w:t>[하-18] 정답: ① ORA-00261</w:t>
+        <w:t>[하-18] 정답: ③ ORA-00261</w:t>
       </w:r>
     </w:p>
     <w:p>
@@ -376,7 +376,7 @@
           <w:b/>
           <w:sz w:val="21"/>
         </w:rPr>
-        <w:t>[하-19] 정답: ① ORA-01184</w:t>
+        <w:t>[하-19] 정답: ② ORA-01184</w:t>
       </w:r>
     </w:p>
     <w:p>
@@ -395,7 +395,7 @@
           <w:b/>
           <w:sz w:val="21"/>
         </w:rPr>
-        <w:t>[하-20] 정답: ① 설정하지 않은 목적지다. 정상이다</w:t>
+        <w:t>[하-20] 정답: ④ 설정하지 않은 목적지다. 정상이다</w:t>
       </w:r>
     </w:p>
     <w:p>
@@ -422,7 +422,7 @@
           <w:b/>
           <w:sz w:val="21"/>
         </w:rPr>
-        <w:t>[중-01] 정답: ① 받는 지점과 적용하는 지점이 같다 — 실시간 적용의 직접 증거</w:t>
+        <w:t>[중-01] 정답: ② 받는 지점과 적용하는 지점이 같다 — 실시간 적용의 직접 증거</w:t>
       </w:r>
     </w:p>
     <w:p>
@@ -460,7 +460,7 @@
           <w:b/>
           <w:sz w:val="21"/>
         </w:rPr>
-        <w:t>[중-03] 정답: ① Primary 값 `db_unique_name=chicago`를 상속받았다</w:t>
+        <w:t>[중-03] 정답: ④ Primary 값 `db_unique_name=chicago`를 상속받았다</w:t>
       </w:r>
     </w:p>
     <w:p>
@@ -498,7 +498,7 @@
           <w:b/>
           <w:sz w:val="21"/>
         </w:rPr>
-        <w:t>[중-05] 정답: ① 전자는 설정이 있는데 해석 불가, 후자는 설정 자체가 없다</w:t>
+        <w:t>[중-05] 정답: ④ 전자는 설정이 있는데 해석 불가, 후자는 설정 자체가 없다</w:t>
       </w:r>
     </w:p>
     <w:p>
@@ -536,7 +536,7 @@
           <w:b/>
           <w:sz w:val="21"/>
         </w:rPr>
-        <w:t>[중-07] 정답: ① `valid_for`가 primary_role인데 현재 역할이 Standby이기 때문</w:t>
+        <w:t>[중-07] 정답: ④ `valid_for`가 primary_role인데 현재 역할이 Standby이기 때문</w:t>
       </w:r>
     </w:p>
     <w:p>
@@ -574,7 +574,7 @@
           <w:b/>
           <w:sz w:val="21"/>
         </w:rPr>
-        <w:t>[중-09] 정답: ① BOTH — 동적 파라미터이므로 즉시 반영된다</w:t>
+        <w:t>[중-09] 정답: ③ BOTH — 동적 파라미터이므로 즉시 반영된다</w:t>
       </w:r>
     </w:p>
     <w:p>
@@ -593,7 +593,7 @@
           <w:b/>
           <w:sz w:val="21"/>
         </w:rPr>
-        <w:t>[중-10] 정답: ① chicago — Primary 값을 상속받았다</w:t>
+        <w:t>[중-10] 정답: ④ chicago — Primary 값을 상속받았다</w:t>
       </w:r>
     </w:p>
     <w:p>
@@ -612,7 +612,7 @@
           <w:b/>
           <w:sz w:val="21"/>
         </w:rPr>
-        <w:t>[중-11] 정답: ① 오류를 내지 않아 발견되지 않는다</w:t>
+        <w:t>[중-11] 정답: ③ 오류를 내지 않아 발견되지 않는다</w:t>
       </w:r>
     </w:p>
     <w:p>
@@ -631,7 +631,7 @@
           <w:b/>
           <w:sz w:val="21"/>
         </w:rPr>
-        <w:t>[중-12] 정답: ① SRL이 있으면 실시간 적용이 된다</w:t>
+        <w:t>[중-12] 정답: ② SRL이 있으면 실시간 적용이 된다</w:t>
       </w:r>
     </w:p>
     <w:p>
@@ -650,7 +650,7 @@
           <w:b/>
           <w:sz w:val="21"/>
         </w:rPr>
-        <w:t>[중-13] 정답: ① 의도를 드러내고 SRL 없는 환경에서의 조용한 변화를 막는다</w:t>
+        <w:t>[중-13] 정답: ③ 의도를 드러내고 SRL 없는 환경에서의 조용한 변화를 막는다</w:t>
       </w:r>
     </w:p>
     <w:p>
@@ -669,7 +669,7 @@
           <w:b/>
           <w:sz w:val="21"/>
         </w:rPr>
-        <w:t>[중-14] 정답: ① 로그를 전환하지 않고 커밋한 데이터가 Standby에서 보이는지 본다</w:t>
+        <w:t>[중-14] 정답: ④ 로그를 전환하지 않고 커밋한 데이터가 Standby에서 보이는지 본다</w:t>
       </w:r>
     </w:p>
     <w:p>
@@ -726,7 +726,7 @@
           <w:b/>
           <w:sz w:val="21"/>
         </w:rPr>
-        <w:t>[중-17] 정답: ① 받은 것 66, 적용한 것 61</w:t>
+        <w:t>[중-17] 정답: ② 받은 것 66, 적용한 것 61</w:t>
       </w:r>
     </w:p>
     <w:p>
@@ -745,7 +745,7 @@
           <w:b/>
           <w:sz w:val="21"/>
         </w:rPr>
-        <w:t>[중-18] 정답: ① 적용해야 하는데 파일이 없는 것</w:t>
+        <w:t>[중-18] 정답: ③ 적용해야 하는데 파일이 없는 것</w:t>
       </w:r>
     </w:p>
     <w:p>
@@ -764,7 +764,7 @@
           <w:b/>
           <w:sz w:val="21"/>
         </w:rPr>
-        <w:t>[중-19] 정답: ① Primary가 마지막으로 확인한 시점의 값이라 시차가 있다</w:t>
+        <w:t>[중-19] 정답: ④ Primary가 마지막으로 확인한 시점의 값이라 시차가 있다</w:t>
       </w:r>
     </w:p>
     <w:p>
@@ -783,7 +783,7 @@
           <w:b/>
           <w:sz w:val="21"/>
         </w:rPr>
-        <w:t>[중-20] 정답: ① 적용(MRP)과 수신(RFS)은 별개이며 수신은 계속된다</w:t>
+        <w:t>[중-20] 정답: ③ 적용(MRP)과 수신(RFS)은 별개이며 수신은 계속된다</w:t>
       </w:r>
     </w:p>
     <w:p>
@@ -810,7 +810,7 @@
           <w:b/>
           <w:sz w:val="21"/>
         </w:rPr>
-        <w:t>[상-01] 정답: ① 적용할 것이 없으니 뒤처질 것도 없다는 계산이기 때문</w:t>
+        <w:t>[상-01] 정답: ③ 적용할 것이 없으니 뒤처질 것도 없다는 계산이기 때문</w:t>
       </w:r>
     </w:p>
     <w:p>
@@ -829,7 +829,7 @@
           <w:b/>
           <w:sz w:val="21"/>
         </w:rPr>
-        <w:t>[상-02] 정답: ① MRP0의 존재와 OPEN_MODE</w:t>
+        <w:t>[상-02] 정답: ② MRP0의 존재와 OPEN_MODE</w:t>
       </w:r>
     </w:p>
     <w:p>
@@ -867,7 +867,7 @@
           <w:b/>
           <w:sz w:val="21"/>
         </w:rPr>
-        <w:t>[상-04] 정답: ① 받아야 적용할 수 있으므로 적용이 더 뒤처진다</w:t>
+        <w:t>[상-04] 정답: ② 받아야 적용할 수 있으므로 적용이 더 뒤처진다</w:t>
       </w:r>
     </w:p>
     <w:p>
@@ -886,7 +886,7 @@
           <w:b/>
           <w:sz w:val="21"/>
         </w:rPr>
-        <w:t>[상-05] 정답: ① 네트워크 또는 전송 경로</w:t>
+        <w:t>[상-05] 정답: ③ 네트워크 또는 전송 경로</w:t>
       </w:r>
     </w:p>
     <w:p>
@@ -924,7 +924,7 @@
           <w:b/>
           <w:sz w:val="21"/>
         </w:rPr>
-        <w:t>[상-07] 정답: ① 개수 규칙(온라인+1)은 최소 요건이 아니라 여유를 위한 권장이다</w:t>
+        <w:t>[상-07] 정답: ④ 개수 규칙(온라인+1)은 최소 요건이 아니라 여유를 위한 권장이다</w:t>
       </w:r>
     </w:p>
     <w:p>
@@ -943,7 +943,7 @@
           <w:b/>
           <w:sz w:val="21"/>
         </w:rPr>
-        <w:t>[상-08] 정답: ① 그룹당 멤버가 두 개(oradata와 FRA)이기 때문</w:t>
+        <w:t>[상-08] 정답: ④ 그룹당 멤버가 두 개(oradata와 FRA)이기 때문</w:t>
       </w:r>
     </w:p>
     <w:p>
@@ -962,7 +962,7 @@
           <w:b/>
           <w:sz w:val="21"/>
         </w:rPr>
-        <w:t>[상-09] 정답: ① `SELECT name, value FROM v$parameter WHERE value LIKE '%chicago%'`</w:t>
+        <w:t>[상-09] 정답: ② `SELECT name, value FROM v$parameter WHERE value LIKE '%chicago%'`</w:t>
       </w:r>
     </w:p>
     <w:p>

--- a/ADG/07장/7장_실습문제_정답.docx
+++ b/ADG/07장/7장_실습문제_정답.docx
@@ -100,7 +100,21 @@
           <w:rFonts w:ascii="맑은 고딕" w:hAnsi="맑은 고딕" w:eastAsia="맑은 고딕"/>
           <w:sz w:val="21"/>
         </w:rPr>
-        <w:t>해설: 5·6장의 DUPLICATE 스크립트에 `set log_archive_max_processes = '4'`가 있었고 그 값이 그대로 프로세스 개수가 되었다. Standby에서는 상태가 전부 CONNECTED다.</w:t>
+        <w:t xml:space="preserve">해설: 5·6장의 DUPLICATE 스크립트에 </w:t>
+      </w:r>
+      <w:r>
+        <w:rPr>
+          <w:rFonts w:ascii="Consolas" w:hAnsi="Consolas" w:eastAsia="맑은 고딕"/>
+          <w:sz w:val="21"/>
+        </w:rPr>
+        <w:t xml:space="preserve">set log_archive_max_processes = '4'</w:t>
+      </w:r>
+      <w:r>
+        <w:rPr>
+          <w:rFonts w:ascii="맑은 고딕" w:hAnsi="맑은 고딕" w:eastAsia="맑은 고딕"/>
+          <w:sz w:val="21"/>
+        </w:rPr>
+        <w:t xml:space="preserve">가 있었고 그 값이 그대로 프로세스 개수가 되었다. Standby에서는 상태가 전부 CONNECTED다.</w:t>
       </w:r>
     </w:p>
     <w:p>
@@ -176,7 +190,21 @@
           <w:rFonts w:ascii="맑은 고딕" w:hAnsi="맑은 고딕" w:eastAsia="맑은 고딕"/>
           <w:sz w:val="21"/>
         </w:rPr>
-        <w:t>해설: `Managed Standby Recovery not active`. 멈출 것이 없다는 뜻이며 상태를 바꾸지 않는다. 무해하다.</w:t>
+        <w:t xml:space="preserve">해설: </w:t>
+      </w:r>
+      <w:r>
+        <w:rPr>
+          <w:rFonts w:ascii="Consolas" w:hAnsi="Consolas" w:eastAsia="맑은 고딕"/>
+          <w:sz w:val="21"/>
+        </w:rPr>
+        <w:t xml:space="preserve">Managed Standby Recovery not active</w:t>
+      </w:r>
+      <w:r>
+        <w:rPr>
+          <w:rFonts w:ascii="맑은 고딕" w:hAnsi="맑은 고딕" w:eastAsia="맑은 고딕"/>
+          <w:sz w:val="21"/>
+        </w:rPr>
+        <w:t xml:space="preserve">. 멈출 것이 없다는 뜻이며 상태를 바꾸지 않는다. 무해하다.</w:t>
       </w:r>
     </w:p>
     <w:p>
@@ -195,7 +223,35 @@
           <w:rFonts w:ascii="맑은 고딕" w:hAnsi="맑은 고딕" w:eastAsia="맑은 고딕"/>
           <w:sz w:val="21"/>
         </w:rPr>
-        <w:t>해설: `an incompatible media recovery is active`. `USING CURRENT LOGFILE` 유무와 무관하게 두 형태 모두 같은 오류가 난다.</w:t>
+        <w:t xml:space="preserve">해설: </w:t>
+      </w:r>
+      <w:r>
+        <w:rPr>
+          <w:rFonts w:ascii="Consolas" w:hAnsi="Consolas" w:eastAsia="맑은 고딕"/>
+          <w:sz w:val="21"/>
+        </w:rPr>
+        <w:t xml:space="preserve">an incompatible media recovery is active</w:t>
+      </w:r>
+      <w:r>
+        <w:rPr>
+          <w:rFonts w:ascii="맑은 고딕" w:hAnsi="맑은 고딕" w:eastAsia="맑은 고딕"/>
+          <w:sz w:val="21"/>
+        </w:rPr>
+        <w:t xml:space="preserve">. </w:t>
+      </w:r>
+      <w:r>
+        <w:rPr>
+          <w:rFonts w:ascii="Consolas" w:hAnsi="Consolas" w:eastAsia="맑은 고딕"/>
+          <w:sz w:val="21"/>
+        </w:rPr>
+        <w:t xml:space="preserve">USING CURRENT LOGFILE</w:t>
+      </w:r>
+      <w:r>
+        <w:rPr>
+          <w:rFonts w:ascii="맑은 고딕" w:hAnsi="맑은 고딕" w:eastAsia="맑은 고딕"/>
+          <w:sz w:val="21"/>
+        </w:rPr>
+        <w:t xml:space="preserve"> 유무와 무관하게 두 형태 모두 같은 오류가 난다.</w:t>
       </w:r>
     </w:p>
     <w:p>
@@ -214,7 +270,21 @@
           <w:rFonts w:ascii="맑은 고딕" w:hAnsi="맑은 고딕" w:eastAsia="맑은 고딕"/>
           <w:sz w:val="21"/>
         </w:rPr>
-        <w:t>해설: `WITH APPLY`라는 꼬리표가 MRP0의 존재를 그대로 반영한다. Active Data Guard의 표식이기도 하다.</w:t>
+        <w:t xml:space="preserve">해설: </w:t>
+      </w:r>
+      <w:r>
+        <w:rPr>
+          <w:rFonts w:ascii="Consolas" w:hAnsi="Consolas" w:eastAsia="맑은 고딕"/>
+          <w:sz w:val="21"/>
+        </w:rPr>
+        <w:t xml:space="preserve">WITH APPLY</w:t>
+      </w:r>
+      <w:r>
+        <w:rPr>
+          <w:rFonts w:ascii="맑은 고딕" w:hAnsi="맑은 고딕" w:eastAsia="맑은 고딕"/>
+          <w:sz w:val="21"/>
+        </w:rPr>
+        <w:t xml:space="preserve">라는 꼬리표가 MRP0의 존재를 그대로 반영한다. Active Data Guard의 표식이기도 하다.</w:t>
       </w:r>
     </w:p>
     <w:p>
@@ -252,7 +322,35 @@
           <w:rFonts w:ascii="맑은 고딕" w:hAnsi="맑은 고딕" w:eastAsia="맑은 고딕"/>
           <w:sz w:val="21"/>
         </w:rPr>
-        <w:t>해설: `MANAGED`는 아카이브 적용, `IDLE`은 적용하지 않음(또는 목적지가 유효하지 않음)이다.</w:t>
+        <w:t xml:space="preserve">해설: </w:t>
+      </w:r>
+      <w:r>
+        <w:rPr>
+          <w:rFonts w:ascii="Consolas" w:hAnsi="Consolas" w:eastAsia="맑은 고딕"/>
+          <w:sz w:val="21"/>
+        </w:rPr>
+        <w:t xml:space="preserve">MANAGED</w:t>
+      </w:r>
+      <w:r>
+        <w:rPr>
+          <w:rFonts w:ascii="맑은 고딕" w:hAnsi="맑은 고딕" w:eastAsia="맑은 고딕"/>
+          <w:sz w:val="21"/>
+        </w:rPr>
+        <w:t xml:space="preserve">는 아카이브 적용, </w:t>
+      </w:r>
+      <w:r>
+        <w:rPr>
+          <w:rFonts w:ascii="Consolas" w:hAnsi="Consolas" w:eastAsia="맑은 고딕"/>
+          <w:sz w:val="21"/>
+        </w:rPr>
+        <w:t xml:space="preserve">IDLE</w:t>
+      </w:r>
+      <w:r>
+        <w:rPr>
+          <w:rFonts w:ascii="맑은 고딕" w:hAnsi="맑은 고딕" w:eastAsia="맑은 고딕"/>
+          <w:sz w:val="21"/>
+        </w:rPr>
+        <w:t xml:space="preserve">은 적용하지 않음(또는 목적지가 유효하지 않음)이다.</w:t>
       </w:r>
     </w:p>
     <w:p>
@@ -366,7 +464,21 @@
           <w:rFonts w:ascii="맑은 고딕" w:hAnsi="맑은 고딕" w:eastAsia="맑은 고딕"/>
           <w:sz w:val="21"/>
         </w:rPr>
-        <w:t>해설: `log 5 of thread 1 is being archived or modified`. 뒤에 ORA-00312가 멤버 수만큼 따라 나온다.</w:t>
+        <w:t xml:space="preserve">해설: </w:t>
+      </w:r>
+      <w:r>
+        <w:rPr>
+          <w:rFonts w:ascii="Consolas" w:hAnsi="Consolas" w:eastAsia="맑은 고딕"/>
+          <w:sz w:val="21"/>
+        </w:rPr>
+        <w:t xml:space="preserve">log 5 of thread 1 is being archived or modified</w:t>
+      </w:r>
+      <w:r>
+        <w:rPr>
+          <w:rFonts w:ascii="맑은 고딕" w:hAnsi="맑은 고딕" w:eastAsia="맑은 고딕"/>
+          <w:sz w:val="21"/>
+        </w:rPr>
+        <w:t xml:space="preserve">. 뒤에 ORA-00312가 멤버 수만큼 따라 나온다.</w:t>
       </w:r>
     </w:p>
     <w:p>
@@ -385,7 +497,21 @@
           <w:rFonts w:ascii="맑은 고딕" w:hAnsi="맑은 고딕" w:eastAsia="맑은 고딕"/>
           <w:sz w:val="21"/>
         </w:rPr>
-        <w:t>해설: `logfile group N already exists`. 그룹별로 따로 실행하면 하나가 실패해도 나머지는 성공한다.</w:t>
+        <w:t xml:space="preserve">해설: </w:t>
+      </w:r>
+      <w:r>
+        <w:rPr>
+          <w:rFonts w:ascii="Consolas" w:hAnsi="Consolas" w:eastAsia="맑은 고딕"/>
+          <w:sz w:val="21"/>
+        </w:rPr>
+        <w:t xml:space="preserve">logfile group N already exists</w:t>
+      </w:r>
+      <w:r>
+        <w:rPr>
+          <w:rFonts w:ascii="맑은 고딕" w:hAnsi="맑은 고딕" w:eastAsia="맑은 고딕"/>
+          <w:sz w:val="21"/>
+        </w:rPr>
+        <w:t xml:space="preserve">. 그룹별로 따로 실행하면 하나가 실패해도 나머지는 성공한다.</w:t>
       </w:r>
     </w:p>
     <w:p>
@@ -460,7 +586,23 @@
           <w:b/>
           <w:sz w:val="21"/>
         </w:rPr>
-        <w:t>[중-03] 정답: ④ Primary 값 `db_unique_name=chicago`를 상속받았다</w:t>
+        <w:t xml:space="preserve">[중-03] 정답: ④ Primary 값 </w:t>
+      </w:r>
+      <w:r>
+        <w:rPr>
+          <w:rFonts w:ascii="Consolas" w:hAnsi="Consolas" w:eastAsia="맑은 고딕"/>
+          <w:b/>
+          <w:sz w:val="21"/>
+        </w:rPr>
+        <w:t xml:space="preserve">db_unique_name=chicago</w:t>
+      </w:r>
+      <w:r>
+        <w:rPr>
+          <w:rFonts w:ascii="맑은 고딕" w:hAnsi="맑은 고딕" w:eastAsia="맑은 고딕"/>
+          <w:b/>
+          <w:sz w:val="21"/>
+        </w:rPr>
+        <w:t xml:space="preserve">를 상속받았다</w:t>
       </w:r>
     </w:p>
     <w:p>
@@ -469,7 +611,21 @@
           <w:rFonts w:ascii="맑은 고딕" w:hAnsi="맑은 고딕" w:eastAsia="맑은 고딕"/>
           <w:sz w:val="21"/>
         </w:rPr>
-        <w:t>해설: DUPLICATE 스크립트에 `set log_archive_dest_1`이 없어 Primary 값이 그대로 넘어왔다. 6장의 CONTROL_FILES와 같은 구조다.</w:t>
+        <w:t xml:space="preserve">해설: DUPLICATE 스크립트에 </w:t>
+      </w:r>
+      <w:r>
+        <w:rPr>
+          <w:rFonts w:ascii="Consolas" w:hAnsi="Consolas" w:eastAsia="맑은 고딕"/>
+          <w:sz w:val="21"/>
+        </w:rPr>
+        <w:t xml:space="preserve">set log_archive_dest_1</w:t>
+      </w:r>
+      <w:r>
+        <w:rPr>
+          <w:rFonts w:ascii="맑은 고딕" w:hAnsi="맑은 고딕" w:eastAsia="맑은 고딕"/>
+          <w:sz w:val="21"/>
+        </w:rPr>
+        <w:t xml:space="preserve">이 없어 Primary 값이 그대로 넘어왔다. 6장의 CONTROL_FILES와 같은 구조다.</w:t>
       </w:r>
     </w:p>
     <w:p>
@@ -488,7 +644,21 @@
           <w:rFonts w:ascii="맑은 고딕" w:hAnsi="맑은 고딕" w:eastAsia="맑은 고딕"/>
           <w:sz w:val="21"/>
         </w:rPr>
-        <w:t>해설: 실측에서 `/u03/app/oracle/fast_recovery_area/BOSTON/archivelog/...`에 파일이 정상 생성되어 있었다. 기능은 동작하고 상태 열만 비정상인 소리 없는 결함이다.</w:t>
+        <w:t xml:space="preserve">해설: 실측에서 </w:t>
+      </w:r>
+      <w:r>
+        <w:rPr>
+          <w:rFonts w:ascii="Consolas" w:hAnsi="Consolas" w:eastAsia="맑은 고딕"/>
+          <w:sz w:val="21"/>
+        </w:rPr>
+        <w:t xml:space="preserve">/u03/app/oracle/fast_recovery_area/BOSTON/archivelog/...</w:t>
+      </w:r>
+      <w:r>
+        <w:rPr>
+          <w:rFonts w:ascii="맑은 고딕" w:hAnsi="맑은 고딕" w:eastAsia="맑은 고딕"/>
+          <w:sz w:val="21"/>
+        </w:rPr>
+        <w:t xml:space="preserve">에 파일이 정상 생성되어 있었다. 기능은 동작하고 상태 열만 비정상인 소리 없는 결함이다.</w:t>
       </w:r>
     </w:p>
     <w:p>
@@ -536,7 +706,23 @@
           <w:b/>
           <w:sz w:val="21"/>
         </w:rPr>
-        <w:t>[중-07] 정답: ④ `valid_for`가 primary_role인데 현재 역할이 Standby이기 때문</w:t>
+        <w:t xml:space="preserve">[중-07] 정답: ④ </w:t>
+      </w:r>
+      <w:r>
+        <w:rPr>
+          <w:rFonts w:ascii="Consolas" w:hAnsi="Consolas" w:eastAsia="맑은 고딕"/>
+          <w:b/>
+          <w:sz w:val="21"/>
+        </w:rPr>
+        <w:t xml:space="preserve">valid_for</w:t>
+      </w:r>
+      <w:r>
+        <w:rPr>
+          <w:rFonts w:ascii="맑은 고딕" w:hAnsi="맑은 고딕" w:eastAsia="맑은 고딕"/>
+          <w:b/>
+          <w:sz w:val="21"/>
+        </w:rPr>
+        <w:t xml:space="preserve">가 primary_role인데 현재 역할이 Standby이기 때문</w:t>
       </w:r>
     </w:p>
     <w:p>
@@ -602,7 +788,49 @@
           <w:rFonts w:ascii="맑은 고딕" w:hAnsi="맑은 고딕" w:eastAsia="맑은 고딕"/>
           <w:sz w:val="21"/>
         </w:rPr>
-        <w:t>해설: 스크립트가 `set fal_server`만 지정하고 `set fal_client`는 지정하지 않았다. `boston`으로 바로잡는 것이 옳다.</w:t>
+        <w:t xml:space="preserve">해설: 스크립트가 </w:t>
+      </w:r>
+      <w:r>
+        <w:rPr>
+          <w:rFonts w:ascii="Consolas" w:hAnsi="Consolas" w:eastAsia="맑은 고딕"/>
+          <w:sz w:val="21"/>
+        </w:rPr>
+        <w:t xml:space="preserve">set fal_server</w:t>
+      </w:r>
+      <w:r>
+        <w:rPr>
+          <w:rFonts w:ascii="맑은 고딕" w:hAnsi="맑은 고딕" w:eastAsia="맑은 고딕"/>
+          <w:sz w:val="21"/>
+        </w:rPr>
+        <w:t xml:space="preserve">만 지정하고 </w:t>
+      </w:r>
+      <w:r>
+        <w:rPr>
+          <w:rFonts w:ascii="Consolas" w:hAnsi="Consolas" w:eastAsia="맑은 고딕"/>
+          <w:sz w:val="21"/>
+        </w:rPr>
+        <w:t xml:space="preserve">set fal_client</w:t>
+      </w:r>
+      <w:r>
+        <w:rPr>
+          <w:rFonts w:ascii="맑은 고딕" w:hAnsi="맑은 고딕" w:eastAsia="맑은 고딕"/>
+          <w:sz w:val="21"/>
+        </w:rPr>
+        <w:t xml:space="preserve">는 지정하지 않았다. </w:t>
+      </w:r>
+      <w:r>
+        <w:rPr>
+          <w:rFonts w:ascii="Consolas" w:hAnsi="Consolas" w:eastAsia="맑은 고딕"/>
+          <w:sz w:val="21"/>
+        </w:rPr>
+        <w:t xml:space="preserve">boston</w:t>
+      </w:r>
+      <w:r>
+        <w:rPr>
+          <w:rFonts w:ascii="맑은 고딕" w:hAnsi="맑은 고딕" w:eastAsia="맑은 고딕"/>
+          <w:sz w:val="21"/>
+        </w:rPr>
+        <w:t xml:space="preserve">으로 바로잡는 것이 옳다.</w:t>
       </w:r>
     </w:p>
     <w:p>
@@ -697,7 +925,21 @@
           <w:rFonts w:ascii="맑은 고딕" w:hAnsi="맑은 고딕" w:eastAsia="맑은 고딕"/>
           <w:sz w:val="21"/>
         </w:rPr>
-        <w:t>해설: `USING CURRENT LOGFILE` 없이 기동했을 때 40초, 붙였을 때 20초 안에 보였다. 5초 만에 확인하고 판단하면 잘못된 결론에 이른다.</w:t>
+        <w:t xml:space="preserve">해설: </w:t>
+      </w:r>
+      <w:r>
+        <w:rPr>
+          <w:rFonts w:ascii="Consolas" w:hAnsi="Consolas" w:eastAsia="맑은 고딕"/>
+          <w:sz w:val="21"/>
+        </w:rPr>
+        <w:t xml:space="preserve">USING CURRENT LOGFILE</w:t>
+      </w:r>
+      <w:r>
+        <w:rPr>
+          <w:rFonts w:ascii="맑은 고딕" w:hAnsi="맑은 고딕" w:eastAsia="맑은 고딕"/>
+          <w:sz w:val="21"/>
+        </w:rPr>
+        <w:t xml:space="preserve"> 없이 기동했을 때 40초, 붙였을 때 20초 안에 보였다. 5초 만에 확인하고 판단하면 잘못된 결론에 이른다.</w:t>
       </w:r>
     </w:p>
     <w:p>
@@ -819,7 +1061,21 @@
           <w:rFonts w:ascii="맑은 고딕" w:hAnsi="맑은 고딕" w:eastAsia="맑은 고딕"/>
           <w:sz w:val="21"/>
         </w:rPr>
-        <w:t>해설: 실측에서 CANCEL 직후 두 지연이 모두 `+00 00:00:00`이었다. 이 장에서 가장 위험한 함정이며, 지연 값만 보는 모니터링은 이 상태를 놓친다.</w:t>
+        <w:t xml:space="preserve">해설: 실측에서 CANCEL 직후 두 지연이 모두 </w:t>
+      </w:r>
+      <w:r>
+        <w:rPr>
+          <w:rFonts w:ascii="Consolas" w:hAnsi="Consolas" w:eastAsia="맑은 고딕"/>
+          <w:sz w:val="21"/>
+        </w:rPr>
+        <w:t xml:space="preserve">+00 00:00:00</w:t>
+      </w:r>
+      <w:r>
+        <w:rPr>
+          <w:rFonts w:ascii="맑은 고딕" w:hAnsi="맑은 고딕" w:eastAsia="맑은 고딕"/>
+          <w:sz w:val="21"/>
+        </w:rPr>
+        <w:t xml:space="preserve">이었다. 이 장에서 가장 위험한 함정이며, 지연 값만 보는 모니터링은 이 상태를 놓친다.</w:t>
       </w:r>
     </w:p>
     <w:p>
@@ -962,7 +1218,15 @@
           <w:b/>
           <w:sz w:val="21"/>
         </w:rPr>
-        <w:t>[상-09] 정답: ② `SELECT name, value FROM v$parameter WHERE value LIKE '%chicago%'`</w:t>
+        <w:t xml:space="preserve">[상-09] 정답: ② </w:t>
+      </w:r>
+      <w:r>
+        <w:rPr>
+          <w:rFonts w:ascii="Consolas" w:hAnsi="Consolas" w:eastAsia="맑은 고딕"/>
+          <w:b/>
+          <w:sz w:val="21"/>
+        </w:rPr>
+        <w:t xml:space="preserve">SELECT name, value FROM v$parameter WHERE value LIKE '%chicago%'</w:t>
       </w:r>
     </w:p>
     <w:p>
@@ -990,10 +1254,26 @@
           <w:rFonts w:ascii="맑은 고딕" w:hAnsi="맑은 고딕" w:eastAsia="맑은 고딕"/>
           <w:sz w:val="21"/>
         </w:rPr>
-        <w:t>해설: 집계 함수가 NULL을 돌려주면 빈 칸으로 보여 놓치기 쉽다. `*** NOT RUNNING ***`으로 만들면 [상-01]의 함정을 이 한 줄이 막아 준다.</w:t>
+        <w:t xml:space="preserve">해설: 집계 함수가 NULL을 돌려주면 빈 칸으로 보여 놓치기 쉽다. </w:t>
+      </w:r>
+      <w:r>
+        <w:rPr>
+          <w:rFonts w:ascii="Consolas" w:hAnsi="Consolas" w:eastAsia="맑은 고딕"/>
+          <w:sz w:val="21"/>
+        </w:rPr>
+        <w:t xml:space="preserve">*** NOT RUNNING ***</w:t>
+      </w:r>
+      <w:r>
+        <w:rPr>
+          <w:rFonts w:ascii="맑은 고딕" w:hAnsi="맑은 고딕" w:eastAsia="맑은 고딕"/>
+          <w:sz w:val="21"/>
+        </w:rPr>
+        <w:t xml:space="preserve">으로 만들면 [상-01]의 함정을 이 한 줄이 막아 준다.</w:t>
       </w:r>
     </w:p>
     <w:sectPr>
+      <w:headerReference w:type="default" r:id="rId9"/>
+      <w:footerReference w:type="default" r:id="rId10"/>
       <w:pgSz w:w="12240" w:h="15840"/>
       <w:pgMar w:top="1440" w:right="1800" w:bottom="1440" w:left="1800" w:header="720" w:footer="720" w:gutter="0"/>
       <w:cols w:space="720"/>
@@ -1001,6 +1281,26 @@
     </w:sectPr>
   </w:body>
 </w:document>
+</file>
+
+<file path=word/footer1.xml><?xml version="1.0" encoding="utf-8"?>
+<w:ftr xmlns:m="http://schemas.openxmlformats.org/officeDocument/2006/math" xmlns:mc="http://schemas.openxmlformats.org/markup-compatibility/2006" xmlns:mo="http://schemas.microsoft.com/office/mac/office/2008/main" xmlns:mv="urn:schemas-microsoft-com:mac:vml" xmlns:o="urn:schemas-microsoft-com:office:office" xmlns:r="http://schemas.openxmlformats.org/officeDocument/2006/relationships" xmlns:v="urn:schemas-microsoft-com:vml" xmlns:w10="urn:schemas-microsoft-com:office:word" xmlns:w14="http://schemas.microsoft.com/office/word/2010/wordml" xmlns:w="http://schemas.openxmlformats.org/wordprocessingml/2006/main" xmlns:wne="http://schemas.microsoft.com/office/word/2006/wordml" xmlns:wp14="http://schemas.microsoft.com/office/word/2010/wordprocessingDrawing" xmlns:wp="http://schemas.openxmlformats.org/drawingml/2006/wordprocessingDrawing" xmlns:wpc="http://schemas.microsoft.com/office/word/2010/wordprocessingCanvas" xmlns:wpg="http://schemas.microsoft.com/office/word/2010/wordprocessingGroup" xmlns:wpi="http://schemas.microsoft.com/office/word/2010/wordprocessingInk" xmlns:wps="http://schemas.microsoft.com/office/word/2010/wordprocessingShape" mc:Ignorable="w14 wp14">
+  <w:p>
+    <w:pPr>
+      <w:pStyle w:val="Footer"/>
+    </w:pPr>
+  </w:p>
+</w:ftr>
+</file>
+
+<file path=word/header1.xml><?xml version="1.0" encoding="utf-8"?>
+<w:hdr xmlns:m="http://schemas.openxmlformats.org/officeDocument/2006/math" xmlns:mc="http://schemas.openxmlformats.org/markup-compatibility/2006" xmlns:mo="http://schemas.microsoft.com/office/mac/office/2008/main" xmlns:mv="urn:schemas-microsoft-com:mac:vml" xmlns:o="urn:schemas-microsoft-com:office:office" xmlns:r="http://schemas.openxmlformats.org/officeDocument/2006/relationships" xmlns:v="urn:schemas-microsoft-com:vml" xmlns:w10="urn:schemas-microsoft-com:office:word" xmlns:w14="http://schemas.microsoft.com/office/word/2010/wordml" xmlns:w="http://schemas.openxmlformats.org/wordprocessingml/2006/main" xmlns:wne="http://schemas.microsoft.com/office/word/2006/wordml" xmlns:wp14="http://schemas.microsoft.com/office/word/2010/wordprocessingDrawing" xmlns:wp="http://schemas.openxmlformats.org/drawingml/2006/wordprocessingDrawing" xmlns:wpc="http://schemas.microsoft.com/office/word/2010/wordprocessingCanvas" xmlns:wpg="http://schemas.microsoft.com/office/word/2010/wordprocessingGroup" xmlns:wpi="http://schemas.microsoft.com/office/word/2010/wordprocessingInk" xmlns:wps="http://schemas.microsoft.com/office/word/2010/wordprocessingShape" mc:Ignorable="w14 wp14">
+  <w:p>
+    <w:pPr>
+      <w:pStyle w:val="Header"/>
+    </w:pPr>
+  </w:p>
+</w:hdr>
 </file>
 
 <file path=word/numbering.xml><?xml version="1.0" encoding="utf-8"?>

--- a/ADG/07장/7장_실습문제_정답.docx
+++ b/ADG/07장/7장_실습문제_정답.docx
@@ -34,7 +34,7 @@
           <w:b/>
           <w:sz w:val="21"/>
         </w:rPr>
-        <w:t>[하-01] 정답: ① RFS</w:t>
+        <w:t>[하-01] 정답: ② RFS</w:t>
       </w:r>
     </w:p>
     <w:p>
@@ -53,7 +53,7 @@
           <w:b/>
           <w:sz w:val="21"/>
         </w:rPr>
-        <w:t>[하-02] 정답: ① MRP0</w:t>
+        <w:t>[하-02] 정답: ③ MRP0</w:t>
       </w:r>
     </w:p>
     <w:p>
@@ -72,7 +72,7 @@
           <w:b/>
           <w:sz w:val="21"/>
         </w:rPr>
-        <w:t>[하-03] 정답: ① 1개</w:t>
+        <w:t>[하-03] 정답: ④ 1개</w:t>
       </w:r>
     </w:p>
     <w:p>
@@ -100,7 +100,21 @@
           <w:rFonts w:ascii="맑은 고딕" w:hAnsi="맑은 고딕" w:eastAsia="맑은 고딕"/>
           <w:sz w:val="21"/>
         </w:rPr>
-        <w:t>해설: 5·6장의 DUPLICATE 스크립트에 `set log_archive_max_processes = '4'`가 있었고 그 값이 그대로 프로세스 개수가 되었다. Standby에서는 상태가 전부 CONNECTED다.</w:t>
+        <w:t xml:space="preserve">해설: 5·6장의 DUPLICATE 스크립트에 </w:t>
+      </w:r>
+      <w:r>
+        <w:rPr>
+          <w:rFonts w:ascii="Consolas" w:hAnsi="Consolas" w:eastAsia="맑은 고딕"/>
+          <w:sz w:val="21"/>
+        </w:rPr>
+        <w:t xml:space="preserve">set log_archive_max_processes = '4'</w:t>
+      </w:r>
+      <w:r>
+        <w:rPr>
+          <w:rFonts w:ascii="맑은 고딕" w:hAnsi="맑은 고딕" w:eastAsia="맑은 고딕"/>
+          <w:sz w:val="21"/>
+        </w:rPr>
+        <w:t xml:space="preserve">가 있었고 그 값이 그대로 프로세스 개수가 되었다. Standby에서는 상태가 전부 CONNECTED다.</w:t>
       </w:r>
     </w:p>
     <w:p>
@@ -110,7 +124,7 @@
           <w:b/>
           <w:sz w:val="21"/>
         </w:rPr>
-        <w:t>[하-05] 정답: ① 적용할 리두가 없어 기다리는 중</w:t>
+        <w:t>[하-05] 정답: ④ 적용할 리두가 없어 기다리는 중</w:t>
       </w:r>
     </w:p>
     <w:p>
@@ -167,7 +181,7 @@
           <w:b/>
           <w:sz w:val="21"/>
         </w:rPr>
-        <w:t>[하-08] 정답: ① ORA-16136</w:t>
+        <w:t>[하-08] 정답: ④ ORA-16136</w:t>
       </w:r>
     </w:p>
     <w:p>
@@ -176,7 +190,21 @@
           <w:rFonts w:ascii="맑은 고딕" w:hAnsi="맑은 고딕" w:eastAsia="맑은 고딕"/>
           <w:sz w:val="21"/>
         </w:rPr>
-        <w:t>해설: `Managed Standby Recovery not active`. 멈출 것이 없다는 뜻이며 상태를 바꾸지 않는다. 무해하다.</w:t>
+        <w:t xml:space="preserve">해설: </w:t>
+      </w:r>
+      <w:r>
+        <w:rPr>
+          <w:rFonts w:ascii="Consolas" w:hAnsi="Consolas" w:eastAsia="맑은 고딕"/>
+          <w:sz w:val="21"/>
+        </w:rPr>
+        <w:t xml:space="preserve">Managed Standby Recovery not active</w:t>
+      </w:r>
+      <w:r>
+        <w:rPr>
+          <w:rFonts w:ascii="맑은 고딕" w:hAnsi="맑은 고딕" w:eastAsia="맑은 고딕"/>
+          <w:sz w:val="21"/>
+        </w:rPr>
+        <w:t xml:space="preserve">. 멈출 것이 없다는 뜻이며 상태를 바꾸지 않는다. 무해하다.</w:t>
       </w:r>
     </w:p>
     <w:p>
@@ -186,7 +214,7 @@
           <w:b/>
           <w:sz w:val="21"/>
         </w:rPr>
-        <w:t>[하-09] 정답: ① ORA-01153</w:t>
+        <w:t>[하-09] 정답: ② ORA-01153</w:t>
       </w:r>
     </w:p>
     <w:p>
@@ -195,7 +223,35 @@
           <w:rFonts w:ascii="맑은 고딕" w:hAnsi="맑은 고딕" w:eastAsia="맑은 고딕"/>
           <w:sz w:val="21"/>
         </w:rPr>
-        <w:t>해설: `an incompatible media recovery is active`. `USING CURRENT LOGFILE` 유무와 무관하게 두 형태 모두 같은 오류가 난다.</w:t>
+        <w:t xml:space="preserve">해설: </w:t>
+      </w:r>
+      <w:r>
+        <w:rPr>
+          <w:rFonts w:ascii="Consolas" w:hAnsi="Consolas" w:eastAsia="맑은 고딕"/>
+          <w:sz w:val="21"/>
+        </w:rPr>
+        <w:t xml:space="preserve">an incompatible media recovery is active</w:t>
+      </w:r>
+      <w:r>
+        <w:rPr>
+          <w:rFonts w:ascii="맑은 고딕" w:hAnsi="맑은 고딕" w:eastAsia="맑은 고딕"/>
+          <w:sz w:val="21"/>
+        </w:rPr>
+        <w:t xml:space="preserve">. </w:t>
+      </w:r>
+      <w:r>
+        <w:rPr>
+          <w:rFonts w:ascii="Consolas" w:hAnsi="Consolas" w:eastAsia="맑은 고딕"/>
+          <w:sz w:val="21"/>
+        </w:rPr>
+        <w:t xml:space="preserve">USING CURRENT LOGFILE</w:t>
+      </w:r>
+      <w:r>
+        <w:rPr>
+          <w:rFonts w:ascii="맑은 고딕" w:hAnsi="맑은 고딕" w:eastAsia="맑은 고딕"/>
+          <w:sz w:val="21"/>
+        </w:rPr>
+        <w:t xml:space="preserve"> 유무와 무관하게 두 형태 모두 같은 오류가 난다.</w:t>
       </w:r>
     </w:p>
     <w:p>
@@ -205,7 +261,7 @@
           <w:b/>
           <w:sz w:val="21"/>
         </w:rPr>
-        <w:t>[하-10] 정답: ① READ ONLY WITH APPLY</w:t>
+        <w:t>[하-10] 정답: ③ READ ONLY WITH APPLY</w:t>
       </w:r>
     </w:p>
     <w:p>
@@ -214,7 +270,21 @@
           <w:rFonts w:ascii="맑은 고딕" w:hAnsi="맑은 고딕" w:eastAsia="맑은 고딕"/>
           <w:sz w:val="21"/>
         </w:rPr>
-        <w:t>해설: `WITH APPLY`라는 꼬리표가 MRP0의 존재를 그대로 반영한다. Active Data Guard의 표식이기도 하다.</w:t>
+        <w:t xml:space="preserve">해설: </w:t>
+      </w:r>
+      <w:r>
+        <w:rPr>
+          <w:rFonts w:ascii="Consolas" w:hAnsi="Consolas" w:eastAsia="맑은 고딕"/>
+          <w:sz w:val="21"/>
+        </w:rPr>
+        <w:t xml:space="preserve">WITH APPLY</w:t>
+      </w:r>
+      <w:r>
+        <w:rPr>
+          <w:rFonts w:ascii="맑은 고딕" w:hAnsi="맑은 고딕" w:eastAsia="맑은 고딕"/>
+          <w:sz w:val="21"/>
+        </w:rPr>
+        <w:t xml:space="preserve">라는 꼬리표가 MRP0의 존재를 그대로 반영한다. Active Data Guard의 표식이기도 하다.</w:t>
       </w:r>
     </w:p>
     <w:p>
@@ -224,7 +294,7 @@
           <w:b/>
           <w:sz w:val="21"/>
         </w:rPr>
-        <w:t>[하-11] 정답: ① READ ONLY</w:t>
+        <w:t>[하-11] 정답: ② READ ONLY</w:t>
       </w:r>
     </w:p>
     <w:p>
@@ -243,7 +313,7 @@
           <w:b/>
           <w:sz w:val="21"/>
         </w:rPr>
-        <w:t>[하-12] 정답: ① MANAGED REAL TIME APPLY</w:t>
+        <w:t>[하-12] 정답: ④ MANAGED REAL TIME APPLY</w:t>
       </w:r>
     </w:p>
     <w:p>
@@ -252,7 +322,35 @@
           <w:rFonts w:ascii="맑은 고딕" w:hAnsi="맑은 고딕" w:eastAsia="맑은 고딕"/>
           <w:sz w:val="21"/>
         </w:rPr>
-        <w:t>해설: `MANAGED`는 아카이브 적용, `IDLE`은 적용하지 않음(또는 목적지가 유효하지 않음)이다.</w:t>
+        <w:t xml:space="preserve">해설: </w:t>
+      </w:r>
+      <w:r>
+        <w:rPr>
+          <w:rFonts w:ascii="Consolas" w:hAnsi="Consolas" w:eastAsia="맑은 고딕"/>
+          <w:sz w:val="21"/>
+        </w:rPr>
+        <w:t xml:space="preserve">MANAGED</w:t>
+      </w:r>
+      <w:r>
+        <w:rPr>
+          <w:rFonts w:ascii="맑은 고딕" w:hAnsi="맑은 고딕" w:eastAsia="맑은 고딕"/>
+          <w:sz w:val="21"/>
+        </w:rPr>
+        <w:t xml:space="preserve">는 아카이브 적용, </w:t>
+      </w:r>
+      <w:r>
+        <w:rPr>
+          <w:rFonts w:ascii="Consolas" w:hAnsi="Consolas" w:eastAsia="맑은 고딕"/>
+          <w:sz w:val="21"/>
+        </w:rPr>
+        <w:t xml:space="preserve">IDLE</w:t>
+      </w:r>
+      <w:r>
+        <w:rPr>
+          <w:rFonts w:ascii="맑은 고딕" w:hAnsi="맑은 고딕" w:eastAsia="맑은 고딕"/>
+          <w:sz w:val="21"/>
+        </w:rPr>
+        <w:t xml:space="preserve">은 적용하지 않음(또는 목적지가 유효하지 않음)이다.</w:t>
       </w:r>
     </w:p>
     <w:p>
@@ -262,7 +360,7 @@
           <w:b/>
           <w:sz w:val="21"/>
         </w:rPr>
-        <w:t>[하-13] 정답: ① 4행</w:t>
+        <w:t>[하-13] 정답: ③ 4행</w:t>
       </w:r>
     </w:p>
     <w:p>
@@ -281,7 +379,7 @@
           <w:b/>
           <w:sz w:val="21"/>
         </w:rPr>
-        <w:t>[하-14] 정답: ① Primary가 만든 리두 중 아직 오지 않은 분량의 시간</w:t>
+        <w:t>[하-14] 정답: ③ Primary가 만든 리두 중 아직 오지 않은 분량의 시간</w:t>
       </w:r>
     </w:p>
     <w:p>
@@ -290,7 +388,7 @@
           <w:rFonts w:ascii="맑은 고딕" w:hAnsi="맑은 고딕" w:eastAsia="맑은 고딕"/>
           <w:sz w:val="21"/>
         </w:rPr>
-        <w:t>해설: ②는 apply lag, ③은 apply finish time, ④는 estimated startup time의 뜻이다.</w:t>
+        <w:t>해설: ①은 apply finish time, ②는 apply lag, ④는 estimated startup time의 뜻이다.</w:t>
       </w:r>
     </w:p>
     <w:p>
@@ -300,7 +398,7 @@
           <w:b/>
           <w:sz w:val="21"/>
         </w:rPr>
-        <w:t>[하-15] 정답: ① V$ARCHIVE_GAP</w:t>
+        <w:t>[하-15] 정답: ② V$ARCHIVE_GAP</w:t>
       </w:r>
     </w:p>
     <w:p>
@@ -319,7 +417,7 @@
           <w:b/>
           <w:sz w:val="21"/>
         </w:rPr>
-        <w:t>[하-16] 정답: ① FAL_SERVER</w:t>
+        <w:t>[하-16] 정답: ③ FAL_SERVER</w:t>
       </w:r>
     </w:p>
     <w:p>
@@ -338,7 +436,7 @@
           <w:b/>
           <w:sz w:val="21"/>
         </w:rPr>
-        <w:t>[하-17] 정답: ① Fetch Archive Log</w:t>
+        <w:t>[하-17] 정답: ② Fetch Archive Log</w:t>
       </w:r>
     </w:p>
     <w:p>
@@ -357,7 +455,7 @@
           <w:b/>
           <w:sz w:val="21"/>
         </w:rPr>
-        <w:t>[하-18] 정답: ① ORA-00261</w:t>
+        <w:t>[하-18] 정답: ③ ORA-00261</w:t>
       </w:r>
     </w:p>
     <w:p>
@@ -366,7 +464,21 @@
           <w:rFonts w:ascii="맑은 고딕" w:hAnsi="맑은 고딕" w:eastAsia="맑은 고딕"/>
           <w:sz w:val="21"/>
         </w:rPr>
-        <w:t>해설: `log 5 of thread 1 is being archived or modified`. 뒤에 ORA-00312가 멤버 수만큼 따라 나온다.</w:t>
+        <w:t xml:space="preserve">해설: </w:t>
+      </w:r>
+      <w:r>
+        <w:rPr>
+          <w:rFonts w:ascii="Consolas" w:hAnsi="Consolas" w:eastAsia="맑은 고딕"/>
+          <w:sz w:val="21"/>
+        </w:rPr>
+        <w:t xml:space="preserve">log 5 of thread 1 is being archived or modified</w:t>
+      </w:r>
+      <w:r>
+        <w:rPr>
+          <w:rFonts w:ascii="맑은 고딕" w:hAnsi="맑은 고딕" w:eastAsia="맑은 고딕"/>
+          <w:sz w:val="21"/>
+        </w:rPr>
+        <w:t xml:space="preserve">. 뒤에 ORA-00312가 멤버 수만큼 따라 나온다.</w:t>
       </w:r>
     </w:p>
     <w:p>
@@ -376,7 +488,7 @@
           <w:b/>
           <w:sz w:val="21"/>
         </w:rPr>
-        <w:t>[하-19] 정답: ① ORA-01184</w:t>
+        <w:t>[하-19] 정답: ② ORA-01184</w:t>
       </w:r>
     </w:p>
     <w:p>
@@ -385,7 +497,21 @@
           <w:rFonts w:ascii="맑은 고딕" w:hAnsi="맑은 고딕" w:eastAsia="맑은 고딕"/>
           <w:sz w:val="21"/>
         </w:rPr>
-        <w:t>해설: `logfile group N already exists`. 그룹별로 따로 실행하면 하나가 실패해도 나머지는 성공한다.</w:t>
+        <w:t xml:space="preserve">해설: </w:t>
+      </w:r>
+      <w:r>
+        <w:rPr>
+          <w:rFonts w:ascii="Consolas" w:hAnsi="Consolas" w:eastAsia="맑은 고딕"/>
+          <w:sz w:val="21"/>
+        </w:rPr>
+        <w:t xml:space="preserve">logfile group N already exists</w:t>
+      </w:r>
+      <w:r>
+        <w:rPr>
+          <w:rFonts w:ascii="맑은 고딕" w:hAnsi="맑은 고딕" w:eastAsia="맑은 고딕"/>
+          <w:sz w:val="21"/>
+        </w:rPr>
+        <w:t xml:space="preserve">. 그룹별로 따로 실행하면 하나가 실패해도 나머지는 성공한다.</w:t>
       </w:r>
     </w:p>
     <w:p>
@@ -395,7 +521,7 @@
           <w:b/>
           <w:sz w:val="21"/>
         </w:rPr>
-        <w:t>[하-20] 정답: ① 설정하지 않은 목적지다. 정상이다</w:t>
+        <w:t>[하-20] 정답: ④ 설정하지 않은 목적지다. 정상이다</w:t>
       </w:r>
     </w:p>
     <w:p>
@@ -422,7 +548,7 @@
           <w:b/>
           <w:sz w:val="21"/>
         </w:rPr>
-        <w:t>[중-01] 정답: ① 받는 지점과 적용하는 지점이 같다 — 실시간 적용의 직접 증거</w:t>
+        <w:t>[중-01] 정답: ② 받는 지점과 적용하는 지점이 같다 — 실시간 적용의 직접 증거</w:t>
       </w:r>
     </w:p>
     <w:p>
@@ -460,7 +586,23 @@
           <w:b/>
           <w:sz w:val="21"/>
         </w:rPr>
-        <w:t>[중-03] 정답: ① Primary 값 `db_unique_name=chicago`를 상속받았다</w:t>
+        <w:t xml:space="preserve">[중-03] 정답: ④ Primary 값 </w:t>
+      </w:r>
+      <w:r>
+        <w:rPr>
+          <w:rFonts w:ascii="Consolas" w:hAnsi="Consolas" w:eastAsia="맑은 고딕"/>
+          <w:b/>
+          <w:sz w:val="21"/>
+        </w:rPr>
+        <w:t xml:space="preserve">db_unique_name=chicago</w:t>
+      </w:r>
+      <w:r>
+        <w:rPr>
+          <w:rFonts w:ascii="맑은 고딕" w:hAnsi="맑은 고딕" w:eastAsia="맑은 고딕"/>
+          <w:b/>
+          <w:sz w:val="21"/>
+        </w:rPr>
+        <w:t xml:space="preserve">를 상속받았다</w:t>
       </w:r>
     </w:p>
     <w:p>
@@ -469,7 +611,21 @@
           <w:rFonts w:ascii="맑은 고딕" w:hAnsi="맑은 고딕" w:eastAsia="맑은 고딕"/>
           <w:sz w:val="21"/>
         </w:rPr>
-        <w:t>해설: DUPLICATE 스크립트에 `set log_archive_dest_1`이 없어 Primary 값이 그대로 넘어왔다. 6장의 CONTROL_FILES와 같은 구조다.</w:t>
+        <w:t xml:space="preserve">해설: DUPLICATE 스크립트에 </w:t>
+      </w:r>
+      <w:r>
+        <w:rPr>
+          <w:rFonts w:ascii="Consolas" w:hAnsi="Consolas" w:eastAsia="맑은 고딕"/>
+          <w:sz w:val="21"/>
+        </w:rPr>
+        <w:t xml:space="preserve">set log_archive_dest_1</w:t>
+      </w:r>
+      <w:r>
+        <w:rPr>
+          <w:rFonts w:ascii="맑은 고딕" w:hAnsi="맑은 고딕" w:eastAsia="맑은 고딕"/>
+          <w:sz w:val="21"/>
+        </w:rPr>
+        <w:t xml:space="preserve">이 없어 Primary 값이 그대로 넘어왔다. 6장의 CONTROL_FILES와 같은 구조다.</w:t>
       </w:r>
     </w:p>
     <w:p>
@@ -488,7 +644,21 @@
           <w:rFonts w:ascii="맑은 고딕" w:hAnsi="맑은 고딕" w:eastAsia="맑은 고딕"/>
           <w:sz w:val="21"/>
         </w:rPr>
-        <w:t>해설: 실측에서 `/u03/app/oracle/fast_recovery_area/BOSTON/archivelog/...`에 파일이 정상 생성되어 있었다. 기능은 동작하고 상태 열만 비정상인 소리 없는 결함이다.</w:t>
+        <w:t xml:space="preserve">해설: 실측에서 </w:t>
+      </w:r>
+      <w:r>
+        <w:rPr>
+          <w:rFonts w:ascii="Consolas" w:hAnsi="Consolas" w:eastAsia="맑은 고딕"/>
+          <w:sz w:val="21"/>
+        </w:rPr>
+        <w:t xml:space="preserve">/u03/app/oracle/fast_recovery_area/BOSTON/archivelog/...</w:t>
+      </w:r>
+      <w:r>
+        <w:rPr>
+          <w:rFonts w:ascii="맑은 고딕" w:hAnsi="맑은 고딕" w:eastAsia="맑은 고딕"/>
+          <w:sz w:val="21"/>
+        </w:rPr>
+        <w:t xml:space="preserve">에 파일이 정상 생성되어 있었다. 기능은 동작하고 상태 열만 비정상인 소리 없는 결함이다.</w:t>
       </w:r>
     </w:p>
     <w:p>
@@ -498,7 +668,7 @@
           <w:b/>
           <w:sz w:val="21"/>
         </w:rPr>
-        <w:t>[중-05] 정답: ① 전자는 설정이 있는데 해석 불가, 후자는 설정 자체가 없다</w:t>
+        <w:t>[중-05] 정답: ④ 전자는 설정이 있는데 해석 불가, 후자는 설정 자체가 없다</w:t>
       </w:r>
     </w:p>
     <w:p>
@@ -536,7 +706,23 @@
           <w:b/>
           <w:sz w:val="21"/>
         </w:rPr>
-        <w:t>[중-07] 정답: ① `valid_for`가 primary_role인데 현재 역할이 Standby이기 때문</w:t>
+        <w:t xml:space="preserve">[중-07] 정답: ④ </w:t>
+      </w:r>
+      <w:r>
+        <w:rPr>
+          <w:rFonts w:ascii="Consolas" w:hAnsi="Consolas" w:eastAsia="맑은 고딕"/>
+          <w:b/>
+          <w:sz w:val="21"/>
+        </w:rPr>
+        <w:t xml:space="preserve">valid_for</w:t>
+      </w:r>
+      <w:r>
+        <w:rPr>
+          <w:rFonts w:ascii="맑은 고딕" w:hAnsi="맑은 고딕" w:eastAsia="맑은 고딕"/>
+          <w:b/>
+          <w:sz w:val="21"/>
+        </w:rPr>
+        <w:t xml:space="preserve">가 primary_role인데 현재 역할이 Standby이기 때문</w:t>
       </w:r>
     </w:p>
     <w:p>
@@ -574,7 +760,7 @@
           <w:b/>
           <w:sz w:val="21"/>
         </w:rPr>
-        <w:t>[중-09] 정답: ① BOTH — 동적 파라미터이므로 즉시 반영된다</w:t>
+        <w:t>[중-09] 정답: ③ BOTH — 동적 파라미터이므로 즉시 반영된다</w:t>
       </w:r>
     </w:p>
     <w:p>
@@ -593,7 +779,7 @@
           <w:b/>
           <w:sz w:val="21"/>
         </w:rPr>
-        <w:t>[중-10] 정답: ① chicago — Primary 값을 상속받았다</w:t>
+        <w:t>[중-10] 정답: ④ chicago — Primary 값을 상속받았다</w:t>
       </w:r>
     </w:p>
     <w:p>
@@ -602,7 +788,49 @@
           <w:rFonts w:ascii="맑은 고딕" w:hAnsi="맑은 고딕" w:eastAsia="맑은 고딕"/>
           <w:sz w:val="21"/>
         </w:rPr>
-        <w:t>해설: 스크립트가 `set fal_server`만 지정하고 `set fal_client`는 지정하지 않았다. `boston`으로 바로잡는 것이 옳다.</w:t>
+        <w:t xml:space="preserve">해설: 스크립트가 </w:t>
+      </w:r>
+      <w:r>
+        <w:rPr>
+          <w:rFonts w:ascii="Consolas" w:hAnsi="Consolas" w:eastAsia="맑은 고딕"/>
+          <w:sz w:val="21"/>
+        </w:rPr>
+        <w:t xml:space="preserve">set fal_server</w:t>
+      </w:r>
+      <w:r>
+        <w:rPr>
+          <w:rFonts w:ascii="맑은 고딕" w:hAnsi="맑은 고딕" w:eastAsia="맑은 고딕"/>
+          <w:sz w:val="21"/>
+        </w:rPr>
+        <w:t xml:space="preserve">만 지정하고 </w:t>
+      </w:r>
+      <w:r>
+        <w:rPr>
+          <w:rFonts w:ascii="Consolas" w:hAnsi="Consolas" w:eastAsia="맑은 고딕"/>
+          <w:sz w:val="21"/>
+        </w:rPr>
+        <w:t xml:space="preserve">set fal_client</w:t>
+      </w:r>
+      <w:r>
+        <w:rPr>
+          <w:rFonts w:ascii="맑은 고딕" w:hAnsi="맑은 고딕" w:eastAsia="맑은 고딕"/>
+          <w:sz w:val="21"/>
+        </w:rPr>
+        <w:t xml:space="preserve">는 지정하지 않았다. </w:t>
+      </w:r>
+      <w:r>
+        <w:rPr>
+          <w:rFonts w:ascii="Consolas" w:hAnsi="Consolas" w:eastAsia="맑은 고딕"/>
+          <w:sz w:val="21"/>
+        </w:rPr>
+        <w:t xml:space="preserve">boston</w:t>
+      </w:r>
+      <w:r>
+        <w:rPr>
+          <w:rFonts w:ascii="맑은 고딕" w:hAnsi="맑은 고딕" w:eastAsia="맑은 고딕"/>
+          <w:sz w:val="21"/>
+        </w:rPr>
+        <w:t xml:space="preserve">으로 바로잡는 것이 옳다.</w:t>
       </w:r>
     </w:p>
     <w:p>
@@ -612,7 +840,7 @@
           <w:b/>
           <w:sz w:val="21"/>
         </w:rPr>
-        <w:t>[중-11] 정답: ① 오류를 내지 않아 발견되지 않는다</w:t>
+        <w:t>[중-11] 정답: ③ 오류를 내지 않아 발견되지 않는다</w:t>
       </w:r>
     </w:p>
     <w:p>
@@ -631,7 +859,7 @@
           <w:b/>
           <w:sz w:val="21"/>
         </w:rPr>
-        <w:t>[중-12] 정답: ① SRL이 있으면 실시간 적용이 된다</w:t>
+        <w:t>[중-12] 정답: ② SRL이 있으면 실시간 적용이 된다</w:t>
       </w:r>
     </w:p>
     <w:p>
@@ -650,7 +878,7 @@
           <w:b/>
           <w:sz w:val="21"/>
         </w:rPr>
-        <w:t>[중-13] 정답: ① 의도를 드러내고 SRL 없는 환경에서의 조용한 변화를 막는다</w:t>
+        <w:t>[중-13] 정답: ③ 의도를 드러내고 SRL 없는 환경에서의 조용한 변화를 막는다</w:t>
       </w:r>
     </w:p>
     <w:p>
@@ -669,7 +897,7 @@
           <w:b/>
           <w:sz w:val="21"/>
         </w:rPr>
-        <w:t>[중-14] 정답: ① 로그를 전환하지 않고 커밋한 데이터가 Standby에서 보이는지 본다</w:t>
+        <w:t>[중-14] 정답: ④ 로그를 전환하지 않고 커밋한 데이터가 Standby에서 보이는지 본다</w:t>
       </w:r>
     </w:p>
     <w:p>
@@ -697,7 +925,21 @@
           <w:rFonts w:ascii="맑은 고딕" w:hAnsi="맑은 고딕" w:eastAsia="맑은 고딕"/>
           <w:sz w:val="21"/>
         </w:rPr>
-        <w:t>해설: `USING CURRENT LOGFILE` 없이 기동했을 때 40초, 붙였을 때 20초 안에 보였다. 5초 만에 확인하고 판단하면 잘못된 결론에 이른다.</w:t>
+        <w:t xml:space="preserve">해설: </w:t>
+      </w:r>
+      <w:r>
+        <w:rPr>
+          <w:rFonts w:ascii="Consolas" w:hAnsi="Consolas" w:eastAsia="맑은 고딕"/>
+          <w:sz w:val="21"/>
+        </w:rPr>
+        <w:t xml:space="preserve">USING CURRENT LOGFILE</w:t>
+      </w:r>
+      <w:r>
+        <w:rPr>
+          <w:rFonts w:ascii="맑은 고딕" w:hAnsi="맑은 고딕" w:eastAsia="맑은 고딕"/>
+          <w:sz w:val="21"/>
+        </w:rPr>
+        <w:t xml:space="preserve"> 없이 기동했을 때 40초, 붙였을 때 20초 안에 보였다. 5초 만에 확인하고 판단하면 잘못된 결론에 이른다.</w:t>
       </w:r>
     </w:p>
     <w:p>
@@ -726,7 +968,7 @@
           <w:b/>
           <w:sz w:val="21"/>
         </w:rPr>
-        <w:t>[중-17] 정답: ① 받은 것 66, 적용한 것 61</w:t>
+        <w:t>[중-17] 정답: ② 받은 것 66, 적용한 것 61</w:t>
       </w:r>
     </w:p>
     <w:p>
@@ -745,7 +987,7 @@
           <w:b/>
           <w:sz w:val="21"/>
         </w:rPr>
-        <w:t>[중-18] 정답: ① 적용해야 하는데 파일이 없는 것</w:t>
+        <w:t>[중-18] 정답: ③ 적용해야 하는데 파일이 없는 것</w:t>
       </w:r>
     </w:p>
     <w:p>
@@ -764,7 +1006,7 @@
           <w:b/>
           <w:sz w:val="21"/>
         </w:rPr>
-        <w:t>[중-19] 정답: ① Primary가 마지막으로 확인한 시점의 값이라 시차가 있다</w:t>
+        <w:t>[중-19] 정답: ④ Primary가 마지막으로 확인한 시점의 값이라 시차가 있다</w:t>
       </w:r>
     </w:p>
     <w:p>
@@ -783,7 +1025,7 @@
           <w:b/>
           <w:sz w:val="21"/>
         </w:rPr>
-        <w:t>[중-20] 정답: ① 적용(MRP)과 수신(RFS)은 별개이며 수신은 계속된다</w:t>
+        <w:t>[중-20] 정답: ③ 적용(MRP)과 수신(RFS)은 별개이며 수신은 계속된다</w:t>
       </w:r>
     </w:p>
     <w:p>
@@ -810,7 +1052,7 @@
           <w:b/>
           <w:sz w:val="21"/>
         </w:rPr>
-        <w:t>[상-01] 정답: ① 적용할 것이 없으니 뒤처질 것도 없다는 계산이기 때문</w:t>
+        <w:t>[상-01] 정답: ③ 적용할 것이 없으니 뒤처질 것도 없다는 계산이기 때문</w:t>
       </w:r>
     </w:p>
     <w:p>
@@ -819,7 +1061,21 @@
           <w:rFonts w:ascii="맑은 고딕" w:hAnsi="맑은 고딕" w:eastAsia="맑은 고딕"/>
           <w:sz w:val="21"/>
         </w:rPr>
-        <w:t>해설: 실측에서 CANCEL 직후 두 지연이 모두 `+00 00:00:00`이었다. 이 장에서 가장 위험한 함정이며, 지연 값만 보는 모니터링은 이 상태를 놓친다.</w:t>
+        <w:t xml:space="preserve">해설: 실측에서 CANCEL 직후 두 지연이 모두 </w:t>
+      </w:r>
+      <w:r>
+        <w:rPr>
+          <w:rFonts w:ascii="Consolas" w:hAnsi="Consolas" w:eastAsia="맑은 고딕"/>
+          <w:sz w:val="21"/>
+        </w:rPr>
+        <w:t xml:space="preserve">+00 00:00:00</w:t>
+      </w:r>
+      <w:r>
+        <w:rPr>
+          <w:rFonts w:ascii="맑은 고딕" w:hAnsi="맑은 고딕" w:eastAsia="맑은 고딕"/>
+          <w:sz w:val="21"/>
+        </w:rPr>
+        <w:t xml:space="preserve">이었다. 이 장에서 가장 위험한 함정이며, 지연 값만 보는 모니터링은 이 상태를 놓친다.</w:t>
       </w:r>
     </w:p>
     <w:p>
@@ -829,7 +1085,7 @@
           <w:b/>
           <w:sz w:val="21"/>
         </w:rPr>
-        <w:t>[상-02] 정답: ① MRP0의 존재와 OPEN_MODE</w:t>
+        <w:t>[상-02] 정답: ② MRP0의 존재와 OPEN_MODE</w:t>
       </w:r>
     </w:p>
     <w:p>
@@ -867,7 +1123,7 @@
           <w:b/>
           <w:sz w:val="21"/>
         </w:rPr>
-        <w:t>[상-04] 정답: ① 받아야 적용할 수 있으므로 적용이 더 뒤처진다</w:t>
+        <w:t>[상-04] 정답: ② 받아야 적용할 수 있으므로 적용이 더 뒤처진다</w:t>
       </w:r>
     </w:p>
     <w:p>
@@ -886,7 +1142,7 @@
           <w:b/>
           <w:sz w:val="21"/>
         </w:rPr>
-        <w:t>[상-05] 정답: ① 네트워크 또는 전송 경로</w:t>
+        <w:t>[상-05] 정답: ③ 네트워크 또는 전송 경로</w:t>
       </w:r>
     </w:p>
     <w:p>
@@ -924,7 +1180,7 @@
           <w:b/>
           <w:sz w:val="21"/>
         </w:rPr>
-        <w:t>[상-07] 정답: ① 개수 규칙(온라인+1)은 최소 요건이 아니라 여유를 위한 권장이다</w:t>
+        <w:t>[상-07] 정답: ④ 개수 규칙(온라인+1)은 최소 요건이 아니라 여유를 위한 권장이다</w:t>
       </w:r>
     </w:p>
     <w:p>
@@ -943,7 +1199,7 @@
           <w:b/>
           <w:sz w:val="21"/>
         </w:rPr>
-        <w:t>[상-08] 정답: ① 그룹당 멤버가 두 개(oradata와 FRA)이기 때문</w:t>
+        <w:t>[상-08] 정답: ④ 그룹당 멤버가 두 개(oradata와 FRA)이기 때문</w:t>
       </w:r>
     </w:p>
     <w:p>
@@ -962,7 +1218,15 @@
           <w:b/>
           <w:sz w:val="21"/>
         </w:rPr>
-        <w:t>[상-09] 정답: ① `SELECT name, value FROM v$parameter WHERE value LIKE '%chicago%'`</w:t>
+        <w:t xml:space="preserve">[상-09] 정답: ② </w:t>
+      </w:r>
+      <w:r>
+        <w:rPr>
+          <w:rFonts w:ascii="Consolas" w:hAnsi="Consolas" w:eastAsia="맑은 고딕"/>
+          <w:b/>
+          <w:sz w:val="21"/>
+        </w:rPr>
+        <w:t xml:space="preserve">SELECT name, value FROM v$parameter WHERE value LIKE '%chicago%'</w:t>
       </w:r>
     </w:p>
     <w:p>
@@ -990,10 +1254,26 @@
           <w:rFonts w:ascii="맑은 고딕" w:hAnsi="맑은 고딕" w:eastAsia="맑은 고딕"/>
           <w:sz w:val="21"/>
         </w:rPr>
-        <w:t>해설: 집계 함수가 NULL을 돌려주면 빈 칸으로 보여 놓치기 쉽다. `*** NOT RUNNING ***`으로 만들면 [상-01]의 함정을 이 한 줄이 막아 준다.</w:t>
+        <w:t xml:space="preserve">해설: 집계 함수가 NULL을 돌려주면 빈 칸으로 보여 놓치기 쉽다. </w:t>
+      </w:r>
+      <w:r>
+        <w:rPr>
+          <w:rFonts w:ascii="Consolas" w:hAnsi="Consolas" w:eastAsia="맑은 고딕"/>
+          <w:sz w:val="21"/>
+        </w:rPr>
+        <w:t xml:space="preserve">*** NOT RUNNING ***</w:t>
+      </w:r>
+      <w:r>
+        <w:rPr>
+          <w:rFonts w:ascii="맑은 고딕" w:hAnsi="맑은 고딕" w:eastAsia="맑은 고딕"/>
+          <w:sz w:val="21"/>
+        </w:rPr>
+        <w:t xml:space="preserve">으로 만들면 [상-01]의 함정을 이 한 줄이 막아 준다.</w:t>
       </w:r>
     </w:p>
     <w:sectPr>
+      <w:headerReference w:type="default" r:id="rId9"/>
+      <w:footerReference w:type="default" r:id="rId10"/>
       <w:pgSz w:w="12240" w:h="15840"/>
       <w:pgMar w:top="1440" w:right="1800" w:bottom="1440" w:left="1800" w:header="720" w:footer="720" w:gutter="0"/>
       <w:cols w:space="720"/>
@@ -1001,6 +1281,26 @@
     </w:sectPr>
   </w:body>
 </w:document>
+</file>
+
+<file path=word/footer1.xml><?xml version="1.0" encoding="utf-8"?>
+<w:ftr xmlns:m="http://schemas.openxmlformats.org/officeDocument/2006/math" xmlns:mc="http://schemas.openxmlformats.org/markup-compatibility/2006" xmlns:mo="http://schemas.microsoft.com/office/mac/office/2008/main" xmlns:mv="urn:schemas-microsoft-com:mac:vml" xmlns:o="urn:schemas-microsoft-com:office:office" xmlns:r="http://schemas.openxmlformats.org/officeDocument/2006/relationships" xmlns:v="urn:schemas-microsoft-com:vml" xmlns:w10="urn:schemas-microsoft-com:office:word" xmlns:w14="http://schemas.microsoft.com/office/word/2010/wordml" xmlns:w="http://schemas.openxmlformats.org/wordprocessingml/2006/main" xmlns:wne="http://schemas.microsoft.com/office/word/2006/wordml" xmlns:wp14="http://schemas.microsoft.com/office/word/2010/wordprocessingDrawing" xmlns:wp="http://schemas.openxmlformats.org/drawingml/2006/wordprocessingDrawing" xmlns:wpc="http://schemas.microsoft.com/office/word/2010/wordprocessingCanvas" xmlns:wpg="http://schemas.microsoft.com/office/word/2010/wordprocessingGroup" xmlns:wpi="http://schemas.microsoft.com/office/word/2010/wordprocessingInk" xmlns:wps="http://schemas.microsoft.com/office/word/2010/wordprocessingShape" mc:Ignorable="w14 wp14">
+  <w:p>
+    <w:pPr>
+      <w:pStyle w:val="Footer"/>
+    </w:pPr>
+  </w:p>
+</w:ftr>
+</file>
+
+<file path=word/header1.xml><?xml version="1.0" encoding="utf-8"?>
+<w:hdr xmlns:m="http://schemas.openxmlformats.org/officeDocument/2006/math" xmlns:mc="http://schemas.openxmlformats.org/markup-compatibility/2006" xmlns:mo="http://schemas.microsoft.com/office/mac/office/2008/main" xmlns:mv="urn:schemas-microsoft-com:mac:vml" xmlns:o="urn:schemas-microsoft-com:office:office" xmlns:r="http://schemas.openxmlformats.org/officeDocument/2006/relationships" xmlns:v="urn:schemas-microsoft-com:vml" xmlns:w10="urn:schemas-microsoft-com:office:word" xmlns:w14="http://schemas.microsoft.com/office/word/2010/wordml" xmlns:w="http://schemas.openxmlformats.org/wordprocessingml/2006/main" xmlns:wne="http://schemas.microsoft.com/office/word/2006/wordml" xmlns:wp14="http://schemas.microsoft.com/office/word/2010/wordprocessingDrawing" xmlns:wp="http://schemas.openxmlformats.org/drawingml/2006/wordprocessingDrawing" xmlns:wpc="http://schemas.microsoft.com/office/word/2010/wordprocessingCanvas" xmlns:wpg="http://schemas.microsoft.com/office/word/2010/wordprocessingGroup" xmlns:wpi="http://schemas.microsoft.com/office/word/2010/wordprocessingInk" xmlns:wps="http://schemas.microsoft.com/office/word/2010/wordprocessingShape" mc:Ignorable="w14 wp14">
+  <w:p>
+    <w:pPr>
+      <w:pStyle w:val="Header"/>
+    </w:pPr>
+  </w:p>
+</w:hdr>
 </file>
 
 <file path=word/numbering.xml><?xml version="1.0" encoding="utf-8"?>
